--- a/MyDocumentConverterMultiOSV10/samples/output/biblio/bibtex/docx.docx
+++ b/MyDocumentConverterMultiOSV10/samples/output/biblio/bibtex/docx.docx
@@ -24,7 +24,7 @@
       <w:r>
         <w:t xml:space="preserve">. Journal of Document Engineering. 12(3), 101–118. </w:t>
       </w:r>
-      <w:hyperlink w:history="1" r:id="rId26cwt3zd5nldibwgqzz6l">
+      <w:hyperlink w:history="1" r:id="rIdr5ahn1dhr3wxkglidgmrj">
         <w:r>
           <w:rPr>
             <w:rStyle w:val="Hyperlink"/>
@@ -55,7 +55,7 @@
       <w:r>
         <w:t xml:space="preserve">. pandoc.org. </w:t>
       </w:r>
-      <w:hyperlink w:history="1" r:id="rIded3spr-x_n1lbyziwjso5">
+      <w:hyperlink w:history="1" r:id="rIdx0xc3qx_-qxssbthiiab6">
         <w:r>
           <w:rPr>
             <w:rStyle w:val="Hyperlink"/>
